--- a/docs/PvcStolarija-AIS.docx
+++ b/docs/PvcStolarija-AIS.docx
@@ -5882,18 +5882,76 @@
           <w:sz w:val="22"/>
           <w:szCs w:val="22"/>
         </w:rPr>
-        <w:t xml:space="preserve">[print screen: Lista proizvoda sa thumbnailima]</w:t>
       </w:r>
-      <w:r/>
-    </w:p>
-    <w:p>
-      <w:pPr>
-        <w:pBdr/>
-        <w:spacing w:after="100" w:before="100"/>
-        <w:ind/>
-        <w:jc w:val="left"/>
-        <w:rPr/>
-      </w:pPr>
+      <w:r>
+        <mc:AlternateContent>
+          <mc:Choice Requires="wpg">
+            <w:drawing>
+              <wp:inline xmlns:wp="http://schemas.openxmlformats.org/drawingml/2006/wordprocessingDrawing" distT="0" distB="0" distL="0" distR="0">
+                <wp:extent cx="6120130" cy="1814958"/>
+                <wp:effectExtent l="0" t="0" r="0" b="0"/>
+                <wp:docPr id="3" name=""/>
+                <wp:cNvGraphicFramePr>
+                  <a:graphicFrameLocks xmlns:a="http://schemas.openxmlformats.org/drawingml/2006/main" noChangeAspect="1"/>
+                </wp:cNvGraphicFramePr>
+                <a:graphic xmlns:a="http://schemas.openxmlformats.org/drawingml/2006/main">
+                  <a:graphicData uri="http://schemas.openxmlformats.org/drawingml/2006/picture">
+                    <pic:pic xmlns:pic="http://schemas.openxmlformats.org/drawingml/2006/picture">
+                      <pic:nvPicPr>
+                        <pic:cNvPr id="1113036743" name=""/>
+                        <pic:cNvPicPr>
+                          <a:picLocks noChangeAspect="1"/>
+                        </pic:cNvPicPr>
+                        <pic:nvPr/>
+                      </pic:nvPicPr>
+                      <pic:blipFill rotWithShape="1">
+                        <a:blip r:embed="rId12"/>
+                        <a:stretch/>
+                      </pic:blipFill>
+                      <pic:spPr bwMode="auto">
+                        <a:xfrm>
+                          <a:off x="0" y="0"/>
+                          <a:ext cx="6120129" cy="1814957"/>
+                        </a:xfrm>
+                        <a:prstGeom prst="rect">
+                          <a:avLst/>
+                        </a:prstGeom>
+                      </pic:spPr>
+                    </pic:pic>
+                  </a:graphicData>
+                </a:graphic>
+              </wp:inline>
+            </w:drawing>
+          </mc:Choice>
+          <mc:Fallback>
+            <w:pict>
+              <v:shapetype id="_x0000_t75" coordsize="21600,21600" o:spt="75" o:preferrelative="t" path="m@4@5l@4@11@9@11@9@5xe" filled="f" stroked="f">
+                <v:stroke joinstyle="miter"/>
+                <v:formulas>
+                  <v:f eqn="if lineDrawn pixelLineWidth 0"/>
+                  <v:f eqn="sum @0 1 0"/>
+                  <v:f eqn="sum 0 0 @1"/>
+                  <v:f eqn="prod @2 1 2"/>
+                  <v:f eqn="prod @3 21600 pixelWidth"/>
+                  <v:f eqn="prod @3 21600 pixelHeight"/>
+                  <v:f eqn="sum @0 0 1"/>
+                  <v:f eqn="prod @6 1 2"/>
+                  <v:f eqn="prod @7 21600 pixelWidth"/>
+                  <v:f eqn="sum @8 21600 0"/>
+                  <v:f eqn="prod @7 21600 pixelHeight"/>
+                  <v:f eqn="sum @10 21600 0"/>
+                </v:formulas>
+                <v:path o:extrusionok="f" gradientshapeok="t" o:connecttype="rect"/>
+                <o:lock v:ext="edit" aspectratio="t"/>
+              </v:shapetype>
+              <v:shape id="_x0000_i2" o:spid="_x0000_s2" type="#_x0000_t75" style="width:481.90pt;height:142.91pt;mso-wrap-distance-left:0.00pt;mso-wrap-distance-top:0.00pt;mso-wrap-distance-right:0.00pt;mso-wrap-distance-bottom:0.00pt;z-index:1;" stroked="false">
+                <v:imagedata r:id="rId12" o:title=""/>
+                <o:lock v:ext="edit" rotation="t"/>
+              </v:shape>
+            </w:pict>
+          </mc:Fallback>
+        </mc:AlternateContent>
+      </w:r>
       <w:r>
         <w:rPr>
           <w:rFonts w:ascii="Times New Roman" w:hAnsi="Times New Roman" w:eastAsia="Times New Roman" w:cs="Times New Roman"/>
@@ -5903,7 +5961,6 @@
           <w:sz w:val="22"/>
           <w:szCs w:val="22"/>
         </w:rPr>
-        <w:t xml:space="preserve">[print screen: Forma za dodavanje proizvoda sa galerijom]</w:t>
       </w:r>
       <w:r/>
     </w:p>
@@ -6010,7 +6067,85 @@
           <w:sz w:val="22"/>
           <w:szCs w:val="22"/>
         </w:rPr>
-        <w:t xml:space="preserve">[print screen: Forma za kreiranje narudžbe sa listom kupaca]</w:t>
+      </w:r>
+      <w:r>
+        <mc:AlternateContent>
+          <mc:Choice Requires="wpg">
+            <w:drawing>
+              <wp:inline xmlns:wp="http://schemas.openxmlformats.org/drawingml/2006/wordprocessingDrawing" distT="0" distB="0" distL="0" distR="0">
+                <wp:extent cx="6120130" cy="1888087"/>
+                <wp:effectExtent l="0" t="0" r="0" b="0"/>
+                <wp:docPr id="4" name=""/>
+                <wp:cNvGraphicFramePr>
+                  <a:graphicFrameLocks xmlns:a="http://schemas.openxmlformats.org/drawingml/2006/main" noChangeAspect="1"/>
+                </wp:cNvGraphicFramePr>
+                <a:graphic xmlns:a="http://schemas.openxmlformats.org/drawingml/2006/main">
+                  <a:graphicData uri="http://schemas.openxmlformats.org/drawingml/2006/picture">
+                    <pic:pic xmlns:pic="http://schemas.openxmlformats.org/drawingml/2006/picture">
+                      <pic:nvPicPr>
+                        <pic:cNvPr id="265392869" name=""/>
+                        <pic:cNvPicPr>
+                          <a:picLocks noChangeAspect="1"/>
+                        </pic:cNvPicPr>
+                        <pic:nvPr/>
+                      </pic:nvPicPr>
+                      <pic:blipFill rotWithShape="1">
+                        <a:blip r:embed="rId13"/>
+                        <a:stretch/>
+                      </pic:blipFill>
+                      <pic:spPr bwMode="auto">
+                        <a:xfrm>
+                          <a:off x="0" y="0"/>
+                          <a:ext cx="6120129" cy="1888086"/>
+                        </a:xfrm>
+                        <a:prstGeom prst="rect">
+                          <a:avLst/>
+                        </a:prstGeom>
+                      </pic:spPr>
+                    </pic:pic>
+                  </a:graphicData>
+                </a:graphic>
+              </wp:inline>
+            </w:drawing>
+          </mc:Choice>
+          <mc:Fallback>
+            <w:pict>
+              <v:shapetype id="_x0000_t75" coordsize="21600,21600" o:spt="75" o:preferrelative="t" path="m@4@5l@4@11@9@11@9@5xe" filled="f" stroked="f">
+                <v:stroke joinstyle="miter"/>
+                <v:formulas>
+                  <v:f eqn="if lineDrawn pixelLineWidth 0"/>
+                  <v:f eqn="sum @0 1 0"/>
+                  <v:f eqn="sum 0 0 @1"/>
+                  <v:f eqn="prod @2 1 2"/>
+                  <v:f eqn="prod @3 21600 pixelWidth"/>
+                  <v:f eqn="prod @3 21600 pixelHeight"/>
+                  <v:f eqn="sum @0 0 1"/>
+                  <v:f eqn="prod @6 1 2"/>
+                  <v:f eqn="prod @7 21600 pixelWidth"/>
+                  <v:f eqn="sum @8 21600 0"/>
+                  <v:f eqn="prod @7 21600 pixelHeight"/>
+                  <v:f eqn="sum @10 21600 0"/>
+                </v:formulas>
+                <v:path o:extrusionok="f" gradientshapeok="t" o:connecttype="rect"/>
+                <o:lock v:ext="edit" aspectratio="t"/>
+              </v:shapetype>
+              <v:shape id="_x0000_i3" o:spid="_x0000_s3" type="#_x0000_t75" style="width:481.90pt;height:148.67pt;mso-wrap-distance-left:0.00pt;mso-wrap-distance-top:0.00pt;mso-wrap-distance-right:0.00pt;mso-wrap-distance-bottom:0.00pt;z-index:1;" stroked="false">
+                <v:imagedata r:id="rId13" o:title=""/>
+                <o:lock v:ext="edit" rotation="t"/>
+              </v:shape>
+            </w:pict>
+          </mc:Fallback>
+        </mc:AlternateContent>
+      </w:r>
+      <w:r>
+        <w:rPr>
+          <w:rFonts w:ascii="Times New Roman" w:hAnsi="Times New Roman" w:eastAsia="Times New Roman" w:cs="Times New Roman"/>
+          <w:b w:val="0"/>
+          <w:bCs w:val="0"/>
+          <w:color w:val="000000"/>
+          <w:sz w:val="22"/>
+          <w:szCs w:val="22"/>
+        </w:rPr>
       </w:r>
       <w:r/>
     </w:p>
@@ -6117,18 +6252,76 @@
           <w:sz w:val="22"/>
           <w:szCs w:val="22"/>
         </w:rPr>
-        <w:t xml:space="preserve">[print screen: Lista reklamacija sa statusom]</w:t>
       </w:r>
-      <w:r/>
-    </w:p>
-    <w:p>
-      <w:pPr>
-        <w:pBdr/>
-        <w:spacing w:after="100" w:before="100"/>
-        <w:ind/>
-        <w:jc w:val="left"/>
-        <w:rPr/>
-      </w:pPr>
+      <w:r>
+        <mc:AlternateContent>
+          <mc:Choice Requires="wpg">
+            <w:drawing>
+              <wp:inline xmlns:wp="http://schemas.openxmlformats.org/drawingml/2006/wordprocessingDrawing" distT="0" distB="0" distL="0" distR="0">
+                <wp:extent cx="6120130" cy="1275691"/>
+                <wp:effectExtent l="0" t="0" r="0" b="0"/>
+                <wp:docPr id="5" name=""/>
+                <wp:cNvGraphicFramePr>
+                  <a:graphicFrameLocks xmlns:a="http://schemas.openxmlformats.org/drawingml/2006/main" noChangeAspect="1"/>
+                </wp:cNvGraphicFramePr>
+                <a:graphic xmlns:a="http://schemas.openxmlformats.org/drawingml/2006/main">
+                  <a:graphicData uri="http://schemas.openxmlformats.org/drawingml/2006/picture">
+                    <pic:pic xmlns:pic="http://schemas.openxmlformats.org/drawingml/2006/picture">
+                      <pic:nvPicPr>
+                        <pic:cNvPr id="1728212135" name=""/>
+                        <pic:cNvPicPr>
+                          <a:picLocks noChangeAspect="1"/>
+                        </pic:cNvPicPr>
+                        <pic:nvPr/>
+                      </pic:nvPicPr>
+                      <pic:blipFill rotWithShape="1">
+                        <a:blip r:embed="rId14"/>
+                        <a:stretch/>
+                      </pic:blipFill>
+                      <pic:spPr bwMode="auto">
+                        <a:xfrm>
+                          <a:off x="0" y="0"/>
+                          <a:ext cx="6120129" cy="1275691"/>
+                        </a:xfrm>
+                        <a:prstGeom prst="rect">
+                          <a:avLst/>
+                        </a:prstGeom>
+                      </pic:spPr>
+                    </pic:pic>
+                  </a:graphicData>
+                </a:graphic>
+              </wp:inline>
+            </w:drawing>
+          </mc:Choice>
+          <mc:Fallback>
+            <w:pict>
+              <v:shapetype id="_x0000_t75" coordsize="21600,21600" o:spt="75" o:preferrelative="t" path="m@4@5l@4@11@9@11@9@5xe" filled="f" stroked="f">
+                <v:stroke joinstyle="miter"/>
+                <v:formulas>
+                  <v:f eqn="if lineDrawn pixelLineWidth 0"/>
+                  <v:f eqn="sum @0 1 0"/>
+                  <v:f eqn="sum 0 0 @1"/>
+                  <v:f eqn="prod @2 1 2"/>
+                  <v:f eqn="prod @3 21600 pixelWidth"/>
+                  <v:f eqn="prod @3 21600 pixelHeight"/>
+                  <v:f eqn="sum @0 0 1"/>
+                  <v:f eqn="prod @6 1 2"/>
+                  <v:f eqn="prod @7 21600 pixelWidth"/>
+                  <v:f eqn="sum @8 21600 0"/>
+                  <v:f eqn="prod @7 21600 pixelHeight"/>
+                  <v:f eqn="sum @10 21600 0"/>
+                </v:formulas>
+                <v:path o:extrusionok="f" gradientshapeok="t" o:connecttype="rect"/>
+                <o:lock v:ext="edit" aspectratio="t"/>
+              </v:shapetype>
+              <v:shape id="_x0000_i4" o:spid="_x0000_s4" type="#_x0000_t75" style="width:481.90pt;height:100.45pt;mso-wrap-distance-left:0.00pt;mso-wrap-distance-top:0.00pt;mso-wrap-distance-right:0.00pt;mso-wrap-distance-bottom:0.00pt;z-index:1;" stroked="false">
+                <v:imagedata r:id="rId14" o:title=""/>
+                <o:lock v:ext="edit" rotation="t"/>
+              </v:shape>
+            </w:pict>
+          </mc:Fallback>
+        </mc:AlternateContent>
+      </w:r>
       <w:r>
         <w:rPr>
           <w:rFonts w:ascii="Times New Roman" w:hAnsi="Times New Roman" w:eastAsia="Times New Roman" w:cs="Times New Roman"/>
@@ -6138,7 +6331,6 @@
           <w:sz w:val="22"/>
           <w:szCs w:val="22"/>
         </w:rPr>
-        <w:t xml:space="preserve">[print screen: Forma za kreiranje reklamacije sa selekcijom tipa]</w:t>
       </w:r>
       <w:r/>
     </w:p>

--- a/docs/PvcStolarija-AIS.docx
+++ b/docs/PvcStolarija-AIS.docx
@@ -8901,6 +8901,135 @@
     <w:p>
       <w:pPr>
         <w:pBdr/>
+        <w:spacing w:after="60" w:before="60"/>
+        <w:ind w:firstLine="0" w:left="720"/>
+        <w:rPr>
+          <w:rFonts w:ascii="Times New Roman" w:hAnsi="Times New Roman" w:cs="Times New Roman"/>
+        </w:rPr>
+      </w:pPr>
+      <w:r>
+        <w:rPr>
+          <w:rFonts w:ascii="Times New Roman" w:hAnsi="Times New Roman" w:eastAsia="Times New Roman" w:cs="Times New Roman"/>
+        </w:rPr>
+      </w:r>
+      <w:r>
+        <w:rPr>
+          <w:rFonts w:ascii="Times New Roman" w:hAnsi="Times New Roman" w:eastAsia="Times New Roman" w:cs="Times New Roman"/>
+        </w:rPr>
+      </w:r>
+      <w:r>
+        <w:rPr>
+          <w:rFonts w:ascii="Times New Roman" w:hAnsi="Times New Roman" w:eastAsia="Times New Roman" w:cs="Times New Roman"/>
+        </w:rPr>
+      </w:r>
+    </w:p>
+    <w:p>
+      <w:pPr>
+        <w:pBdr/>
+        <w:spacing w:after="60" w:before="60"/>
+        <w:ind w:firstLine="0" w:left="0"/>
+        <w:rPr>
+          <w:rFonts w:ascii="Times New Roman" w:hAnsi="Times New Roman" w:eastAsia="Times New Roman" w:cs="Times New Roman"/>
+          <w:b/>
+          <w:bCs/>
+          <w:color w:val="000000"/>
+          <w:sz w:val="24"/>
+          <w:szCs w:val="24"/>
+        </w:rPr>
+      </w:pPr>
+      <w:r>
+        <w:rPr>
+          <w:rFonts w:ascii="Times New Roman" w:hAnsi="Times New Roman" w:eastAsia="Times New Roman" w:cs="Times New Roman"/>
+          <w:b/>
+          <w:bCs/>
+          <w:sz w:val="24"/>
+          <w:szCs w:val="24"/>
+          <w:highlight w:val="none"/>
+        </w:rPr>
+        <w:t xml:space="preserve">8.3 </w:t>
+      </w:r>
+      <w:r>
+        <w:rPr>
+          <w:rFonts w:ascii="Times New Roman" w:hAnsi="Times New Roman" w:eastAsia="Times New Roman" w:cs="Times New Roman"/>
+          <w:b/>
+          <w:bCs/>
+          <w:color w:val="000000"/>
+          <w:sz w:val="24"/>
+          <w:szCs w:val="24"/>
+        </w:rPr>
+        <w:t xml:space="preserve">GitHub link</w:t>
+      </w:r>
+      <w:r>
+        <w:rPr>
+          <w:rFonts w:ascii="Times New Roman" w:hAnsi="Times New Roman" w:cs="Times New Roman"/>
+          <w:sz w:val="24"/>
+          <w:szCs w:val="24"/>
+        </w:rPr>
+      </w:r>
+    </w:p>
+    <w:p>
+      <w:pPr>
+        <w:pBdr/>
+        <w:spacing w:after="60" w:before="60"/>
+        <w:ind w:firstLine="0" w:left="0"/>
+        <w:rPr>
+          <w:rFonts w:ascii="Times New Roman" w:hAnsi="Times New Roman" w:cs="Times New Roman"/>
+        </w:rPr>
+      </w:pPr>
+      <w:r>
+        <w:rPr>
+          <w:rFonts w:ascii="Times New Roman" w:hAnsi="Times New Roman" w:eastAsia="Times New Roman" w:cs="Times New Roman"/>
+          <w:b w:val="0"/>
+          <w:bCs w:val="0"/>
+          <w:color w:val="000000"/>
+          <w:sz w:val="24"/>
+        </w:rPr>
+        <w:t xml:space="preserve">    </w:t>
+      </w:r>
+      <w:r>
+        <w:rPr>
+          <w:rFonts w:ascii="Times New Roman" w:hAnsi="Times New Roman" w:eastAsia="Times New Roman" w:cs="Times New Roman"/>
+          <w:b w:val="0"/>
+          <w:bCs w:val="0"/>
+          <w:color w:val="000000"/>
+          <w:sz w:val="22"/>
+          <w:szCs w:val="22"/>
+        </w:rPr>
+        <w:t xml:space="preserve">  1.</w:t>
+      </w:r>
+      <w:r>
+        <w:rPr>
+          <w:rFonts w:ascii="Times New Roman" w:hAnsi="Times New Roman" w:eastAsia="Times New Roman" w:cs="Times New Roman"/>
+          <w:b w:val="0"/>
+          <w:bCs w:val="0"/>
+          <w:color w:val="000000"/>
+          <w:sz w:val="22"/>
+          <w:szCs w:val="22"/>
+        </w:rPr>
+        <w:t xml:space="preserve"> </w:t>
+      </w:r>
+      <w:r>
+        <w:rPr>
+          <w:rFonts w:ascii="Times New Roman" w:hAnsi="Times New Roman" w:eastAsia="Times New Roman" w:cs="Times New Roman"/>
+          <w:color w:val="000000"/>
+          <w:sz w:val="22"/>
+          <w:szCs w:val="22"/>
+        </w:rPr>
+        <w:t xml:space="preserve">      https://github.com/361361/pvc-stolarija-v2_AIS</w:t>
+      </w:r>
+      <w:r>
+        <w:rPr>
+          <w:rFonts w:ascii="Times New Roman" w:hAnsi="Times New Roman" w:eastAsia="Times New Roman" w:cs="Times New Roman"/>
+          <w:sz w:val="22"/>
+          <w:szCs w:val="22"/>
+          <w:highlight w:val="none"/>
+        </w:rPr>
+      </w:r>
+      <w:r/>
+    </w:p>
+    <w:p>
+      <w:pPr>
+        <w:pBdr/>
         <w:spacing w:after="0" w:before="60"/>
         <w:ind/>
         <w:rPr/>
